--- a/examples/vite/public/large-styled-text.docx
+++ b/examples/vite/public/large-styled-text.docx
@@ -5006,7 +5006,24 @@
     </w:p>
     <w:p>
       <w:r>
-        <w:t xml:space="preserve">Tab	separated	columns	here.</w:t>
+        <w:t xml:space="preserve">Tab</w:t>
+      </w:r>
+      <w:r>
+        <w:tab/>
+      </w:r>
+      <w:r>
+        <w:t xml:space="preserve">separated</w:t>
+      </w:r>
+      <w:r>
+        <w:tab/>
+      </w:r>
+      <w:r>
+        <w:t xml:space="preserve">columns.</w:t>
+      </w:r>
+    </w:p>
+    <w:p>
+      <w:r>
+        <w:t xml:space="preserve">Hostile literal tab:	still one run.</w:t>
       </w:r>
     </w:p>
     <w:p>
@@ -5036,6 +5053,39 @@
         <w:rPr>
           <w:b/>
         </w:rPr>
+        <w:t xml:space="preserve">4b. Paragraph shading</w:t>
+      </w:r>
+    </w:p>
+    <w:p>
+      <w:pPr>
+        <w:shd w:val="clear" w:color="auto" w:fill="FFF3C4"/>
+      </w:pPr>
+      <w:r>
+        <w:t xml:space="preserve">This whole paragraph carries a shaded background from its paragraph properties.</w:t>
+      </w:r>
+    </w:p>
+    <w:p>
+      <w:pPr>
+        <w:shd w:val="clear" w:color="auto" w:fill="E6F4EA"/>
+      </w:pPr>
+      <w:r>
+        <w:t xml:space="preserve">A second shaded paragraph, with </w:t>
+      </w:r>
+      <w:r>
+        <w:rPr>
+          <w:b/>
+        </w:rPr>
+        <w:t xml:space="preserve">a bold run inside it</w:t>
+      </w:r>
+      <w:r>
+        <w:t xml:space="preserve">, so paragraph and character shading resolve together.</w:t>
+      </w:r>
+    </w:p>
+    <w:p>
+      <w:r>
+        <w:rPr>
+          <w:b/>
+        </w:rPr>
         <w:t xml:space="preserve">5. Unicode, symbols and scripts</w:t>
       </w:r>
     </w:p>
@@ -5072,6 +5122,42 @@
     <w:p>
       <w:r>
         <w:t xml:space="preserve">RTL: שלום עולם and مرحبا بالعالم mixed with Latin.</w:t>
+      </w:r>
+    </w:p>
+    <w:p>
+      <w:r>
+        <w:rPr>
+          <w:b/>
+        </w:rPr>
+        <w:t xml:space="preserve">5c. Style-inherited formatting (no direct rPr)</w:t>
+      </w:r>
+    </w:p>
+    <w:p>
+      <w:r>
+        <w:t xml:space="preserve">Plain direct run, then </w:t>
+      </w:r>
+      <w:r>
+        <w:rPr>
+          <w:rStyle w:val="StrongEmph"/>
+        </w:rPr>
+        <w:t xml:space="preserve">a run whose bold comes from a character style</w:t>
+      </w:r>
+      <w:r>
+        <w:t xml:space="preserve">, then plain again.</w:t>
+      </w:r>
+    </w:p>
+    <w:p>
+      <w:r>
+        <w:t xml:space="preserve">Two adjacent runs, identical direct properties, </w:t>
+      </w:r>
+      <w:r>
+        <w:rPr>
+          <w:rStyle w:val="StrongEmph"/>
+        </w:rPr>
+        <w:t xml:space="preserve">different resolved style</w:t>
+      </w:r>
+      <w:r>
+        <w:t xml:space="preserve"> — these must never group together.</w:t>
       </w:r>
     </w:p>
     <w:p>
@@ -5318,4 +5404,24 @@
     </w:sectPr>
   </w:body>
 </w:document>
+</file>
+
+<file path=word/styles.xml><?xml version="1.0" encoding="utf-8"?>
+<w:styles xmlns:w="http://schemas.openxmlformats.org/wordprocessingml/2006/main">
+  <w:docDefaults>
+    <w:rPrDefault>
+      <w:rPr>
+        <w:rFonts w:ascii="Calibri" w:hAnsi="Calibri"/>
+        <w:sz w:val="22"/>
+      </w:rPr>
+    </w:rPrDefault>
+  </w:docDefaults>
+  <w:style w:type="character" w:styleId="StrongEmph">
+    <w:name w:val="Strong Emphasis"/>
+    <w:rPr>
+      <w:b/>
+      <w:color w:val="7A0F0F"/>
+    </w:rPr>
+  </w:style>
+</w:styles>
 </file>